--- a/Звіт_ЛР2_Генетичні_алгоритми.docx
+++ b/Звіт_ЛР2_Генетичні_алгоритми.docx
@@ -16,6 +16,14 @@
       </w:pPr>
       <w:r>
         <w:t>Київський національний університет імені Тараса Шевченка</w:t>
+      </w:r>
+    </w:p>
+    <w:p>
+      <w:pPr>
+        <w:jc w:val="center"/>
+      </w:pPr>
+      <w:r>
+        <w:t>Факультет комп’ютерних наук та кібернетики</w:t>
       </w:r>
     </w:p>
     <w:p>
@@ -100,20 +108,9 @@
     </w:p>
     <w:p>
       <w:pPr>
-        <w:jc w:val="right"/>
-      </w:pPr>
-      <w:r>
-        <w:t>Перевірив(ла): [посада, науковий ступінь]</w:t>
-      </w:r>
-    </w:p>
-    <w:p>
-      <w:pPr>
         <w:spacing w:after="3000"/>
         <w:jc w:val="right"/>
       </w:pPr>
-      <w:r>
-        <w:t>[Прізвище І. П.]</w:t>
-      </w:r>
     </w:p>
     <w:p>
       <w:pPr>

--- a/Звіт_ЛР2_Генетичні_алгоритми.docx
+++ b/Звіт_ЛР2_Генетичні_алгоритми.docx
@@ -32,7 +32,7 @@
         <w:jc w:val="center"/>
       </w:pPr>
       <w:r>
-        <w:t>Кафедра ТК</w:t>
+        <w:t>Кафедра теоретичної кібернетики</w:t>
       </w:r>
     </w:p>
     <w:p>

--- a/Звіт_ЛР2_Генетичні_алгоритми.docx
+++ b/Звіт_ЛР2_Генетичні_алгоритми.docx
@@ -2656,7 +2656,7 @@
         <w:t>Використання ШІ-асистента.</w:t>
       </w:r>
       <w:r>
-        <w:t xml:space="preserve"> Відповідно до вимог академічної доброчесності зазначаю, що під час виконання роботи я використовував ШІ-асистент Claude (Anthropic). Він допомагав розібратися з API бібліотек GeneticSharp і ScottPlot, підказував варіанти реалізації окремих частин коду (зокрема побудови графіків і запису результатів у CSV), а також допомагав зі структурою та оформленням звіту. Постановку експериментів, вибір параметрів алгоритму, запуск програми та аналіз отриманих результатів я виконував самостійно; запропонований код перевіряв, доопрацьовував і тестував вручну.</w:t>
+        <w:t xml:space="preserve"> Відповідно до вимог академічної доброчесності зазначаю, що під час виконання роботи використовувався ШІ-асистент Claude (Anthropic): для консультацій щодо API бібліотек GeneticSharp і ScottPlot, написання частини програмного коду, а також для формування та оформлення звіту.</w:t>
       </w:r>
     </w:p>
     <w:p>
